--- a/TheorynCoding/Study Material/Java Overall/Java Overall/Quick Java/oza sir/Study This/study material/Interview Question/Collection/Mix.docx
+++ b/TheorynCoding/Study Material/Java Overall/Java Overall/Quick Java/oza sir/Study This/study material/Interview Question/Collection/Mix.docx
@@ -23,11 +23,11 @@
         <w:tblLook w:val="04A0" w:firstRow="1" w:lastRow="0" w:firstColumn="1" w:lastColumn="0" w:noHBand="0" w:noVBand="1"/>
       </w:tblPr>
       <w:tblGrid>
-        <w:gridCol w:w="1947"/>
-        <w:gridCol w:w="2313"/>
-        <w:gridCol w:w="1660"/>
-        <w:gridCol w:w="1284"/>
-        <w:gridCol w:w="3714"/>
+        <w:gridCol w:w="2075"/>
+        <w:gridCol w:w="2286"/>
+        <w:gridCol w:w="1647"/>
+        <w:gridCol w:w="1276"/>
+        <w:gridCol w:w="3634"/>
       </w:tblGrid>
       <w:tr>
         <w:trPr>
@@ -2696,6 +2696,422 @@
           </w:p>
         </w:tc>
       </w:tr>
+      <w:tr>
+        <w:trPr>
+          <w:trHeight w:val="462"/>
+          <w:tblCellSpacing w:w="15" w:type="dxa"/>
+        </w:trPr>
+        <w:tc>
+          <w:tcPr>
+            <w:tcW w:w="0" w:type="auto"/>
+            <w:vAlign w:val="center"/>
+          </w:tcPr>
+          <w:tbl>
+            <w:tblPr>
+              <w:tblW w:w="0" w:type="auto"/>
+              <w:tblCellSpacing w:w="15" w:type="dxa"/>
+              <w:tblCellMar>
+                <w:top w:w="15" w:type="dxa"/>
+                <w:left w:w="15" w:type="dxa"/>
+                <w:bottom w:w="15" w:type="dxa"/>
+                <w:right w:w="15" w:type="dxa"/>
+              </w:tblCellMar>
+              <w:tblLook w:val="04A0" w:firstRow="1" w:lastRow="0" w:firstColumn="1" w:lastColumn="0" w:noHBand="0" w:noVBand="1"/>
+            </w:tblPr>
+            <w:tblGrid>
+              <w:gridCol w:w="1917"/>
+            </w:tblGrid>
+            <w:tr>
+              <w:trPr>
+                <w:tblCellSpacing w:w="15" w:type="dxa"/>
+              </w:trPr>
+              <w:tc>
+                <w:tcPr>
+                  <w:tcW w:w="0" w:type="auto"/>
+                  <w:vAlign w:val="center"/>
+                  <w:hideMark/>
+                </w:tcPr>
+                <w:p>
+                  <w:pPr>
+                    <w:spacing w:after="0" w:line="240" w:lineRule="auto"/>
+                    <w:rPr>
+                      <w:rFonts w:ascii="Times New Roman" w:eastAsia="Times New Roman" w:hAnsi="Times New Roman" w:cs="Times New Roman"/>
+                      <w:sz w:val="24"/>
+                      <w:szCs w:val="24"/>
+                      <w:lang w:eastAsia="en-IN"/>
+                    </w:rPr>
+                  </w:pPr>
+                  <w:proofErr w:type="spellStart"/>
+                  <w:r>
+                    <w:rPr>
+                      <w:rFonts w:ascii="Times New Roman" w:eastAsia="Times New Roman" w:hAnsi="Times New Roman" w:cs="Times New Roman"/>
+                      <w:b/>
+                      <w:bCs/>
+                      <w:sz w:val="24"/>
+                      <w:szCs w:val="24"/>
+                      <w:lang w:eastAsia="en-IN"/>
+                    </w:rPr>
+                    <w:t>IdentityHashMap</w:t>
+                  </w:r>
+                  <w:proofErr w:type="spellEnd"/>
+                </w:p>
+              </w:tc>
+            </w:tr>
+          </w:tbl>
+          <w:p>
+            <w:pPr>
+              <w:spacing w:after="0" w:line="240" w:lineRule="auto"/>
+              <w:rPr>
+                <w:rFonts w:ascii="Times New Roman" w:eastAsia="Times New Roman" w:hAnsi="Times New Roman" w:cs="Times New Roman"/>
+                <w:vanish/>
+                <w:sz w:val="24"/>
+                <w:szCs w:val="24"/>
+                <w:lang w:eastAsia="en-IN"/>
+              </w:rPr>
+            </w:pPr>
+          </w:p>
+          <w:p>
+            <w:pPr>
+              <w:spacing w:after="0" w:line="240" w:lineRule="auto"/>
+              <w:rPr>
+                <w:rFonts w:ascii="Times New Roman" w:eastAsia="Times New Roman" w:hAnsi="Times New Roman" w:cs="Times New Roman"/>
+                <w:vanish/>
+                <w:sz w:val="24"/>
+                <w:szCs w:val="24"/>
+                <w:lang w:eastAsia="en-IN"/>
+              </w:rPr>
+            </w:pPr>
+          </w:p>
+          <w:tbl>
+            <w:tblPr>
+              <w:tblW w:w="0" w:type="auto"/>
+              <w:tblCellSpacing w:w="15" w:type="dxa"/>
+              <w:tblCellMar>
+                <w:top w:w="15" w:type="dxa"/>
+                <w:left w:w="15" w:type="dxa"/>
+                <w:bottom w:w="15" w:type="dxa"/>
+                <w:right w:w="15" w:type="dxa"/>
+              </w:tblCellMar>
+              <w:tblLook w:val="04A0" w:firstRow="1" w:lastRow="0" w:firstColumn="1" w:lastColumn="0" w:noHBand="0" w:noVBand="1"/>
+            </w:tblPr>
+            <w:tblGrid>
+              <w:gridCol w:w="96"/>
+            </w:tblGrid>
+            <w:tr>
+              <w:trPr>
+                <w:tblCellSpacing w:w="15" w:type="dxa"/>
+              </w:trPr>
+              <w:tc>
+                <w:tcPr>
+                  <w:tcW w:w="0" w:type="auto"/>
+                  <w:vAlign w:val="center"/>
+                  <w:hideMark/>
+                </w:tcPr>
+                <w:p>
+                  <w:pPr>
+                    <w:spacing w:after="0" w:line="240" w:lineRule="auto"/>
+                    <w:rPr>
+                      <w:rFonts w:ascii="Times New Roman" w:eastAsia="Times New Roman" w:hAnsi="Times New Roman" w:cs="Times New Roman"/>
+                      <w:sz w:val="24"/>
+                      <w:szCs w:val="24"/>
+                      <w:lang w:eastAsia="en-IN"/>
+                    </w:rPr>
+                  </w:pPr>
+                </w:p>
+              </w:tc>
+            </w:tr>
+          </w:tbl>
+          <w:p>
+            <w:pPr>
+              <w:spacing w:after="0" w:line="240" w:lineRule="auto"/>
+              <w:rPr>
+                <w:rFonts w:ascii="Times New Roman" w:eastAsia="Times New Roman" w:hAnsi="Times New Roman" w:cs="Times New Roman"/>
+                <w:vanish/>
+                <w:sz w:val="24"/>
+                <w:szCs w:val="24"/>
+                <w:lang w:eastAsia="en-IN"/>
+              </w:rPr>
+            </w:pPr>
+          </w:p>
+          <w:tbl>
+            <w:tblPr>
+              <w:tblW w:w="0" w:type="auto"/>
+              <w:tblCellSpacing w:w="15" w:type="dxa"/>
+              <w:tblCellMar>
+                <w:top w:w="15" w:type="dxa"/>
+                <w:left w:w="15" w:type="dxa"/>
+                <w:bottom w:w="15" w:type="dxa"/>
+                <w:right w:w="15" w:type="dxa"/>
+              </w:tblCellMar>
+              <w:tblLook w:val="04A0" w:firstRow="1" w:lastRow="0" w:firstColumn="1" w:lastColumn="0" w:noHBand="0" w:noVBand="1"/>
+            </w:tblPr>
+            <w:tblGrid>
+              <w:gridCol w:w="96"/>
+            </w:tblGrid>
+            <w:tr>
+              <w:trPr>
+                <w:tblCellSpacing w:w="15" w:type="dxa"/>
+              </w:trPr>
+              <w:tc>
+                <w:tcPr>
+                  <w:tcW w:w="0" w:type="auto"/>
+                  <w:vAlign w:val="center"/>
+                  <w:hideMark/>
+                </w:tcPr>
+                <w:p>
+                  <w:pPr>
+                    <w:spacing w:after="0" w:line="240" w:lineRule="auto"/>
+                    <w:rPr>
+                      <w:rFonts w:ascii="Times New Roman" w:eastAsia="Times New Roman" w:hAnsi="Times New Roman" w:cs="Times New Roman"/>
+                      <w:sz w:val="24"/>
+                      <w:szCs w:val="24"/>
+                      <w:lang w:eastAsia="en-IN"/>
+                    </w:rPr>
+                  </w:pPr>
+                </w:p>
+              </w:tc>
+            </w:tr>
+          </w:tbl>
+          <w:p>
+            <w:pPr>
+              <w:spacing w:after="0" w:line="240" w:lineRule="auto"/>
+              <w:rPr>
+                <w:rFonts w:ascii="Times New Roman" w:eastAsia="Times New Roman" w:hAnsi="Times New Roman" w:cs="Times New Roman"/>
+                <w:vanish/>
+                <w:sz w:val="24"/>
+                <w:szCs w:val="24"/>
+                <w:lang w:eastAsia="en-IN"/>
+              </w:rPr>
+            </w:pPr>
+          </w:p>
+          <w:p>
+            <w:pPr>
+              <w:spacing w:after="0" w:line="240" w:lineRule="auto"/>
+              <w:rPr>
+                <w:rFonts w:ascii="Times New Roman" w:eastAsia="Times New Roman" w:hAnsi="Times New Roman" w:cs="Times New Roman"/>
+                <w:b/>
+                <w:bCs/>
+                <w:sz w:val="24"/>
+                <w:szCs w:val="24"/>
+                <w:lang w:eastAsia="en-IN"/>
+              </w:rPr>
+            </w:pPr>
+          </w:p>
+        </w:tc>
+        <w:tc>
+          <w:tcPr>
+            <w:tcW w:w="0" w:type="auto"/>
+            <w:vAlign w:val="center"/>
+          </w:tcPr>
+          <w:tbl>
+            <w:tblPr>
+              <w:tblW w:w="0" w:type="auto"/>
+              <w:jc w:val="center"/>
+              <w:tblCellSpacing w:w="15" w:type="dxa"/>
+              <w:tblCellMar>
+                <w:top w:w="15" w:type="dxa"/>
+                <w:left w:w="15" w:type="dxa"/>
+                <w:bottom w:w="15" w:type="dxa"/>
+                <w:right w:w="15" w:type="dxa"/>
+              </w:tblCellMar>
+              <w:tblLook w:val="04A0" w:firstRow="1" w:lastRow="0" w:firstColumn="1" w:lastColumn="0" w:noHBand="0" w:noVBand="1"/>
+            </w:tblPr>
+            <w:tblGrid>
+              <w:gridCol w:w="330"/>
+            </w:tblGrid>
+            <w:tr>
+              <w:trPr>
+                <w:tblCellSpacing w:w="15" w:type="dxa"/>
+                <w:jc w:val="center"/>
+              </w:trPr>
+              <w:tc>
+                <w:tcPr>
+                  <w:tcW w:w="0" w:type="auto"/>
+                  <w:vAlign w:val="center"/>
+                  <w:hideMark/>
+                </w:tcPr>
+                <w:p>
+                  <w:pPr>
+                    <w:spacing w:after="0" w:line="240" w:lineRule="auto"/>
+                    <w:rPr>
+                      <w:rFonts w:ascii="Times New Roman" w:eastAsia="Times New Roman" w:hAnsi="Times New Roman" w:cs="Times New Roman"/>
+                      <w:sz w:val="24"/>
+                      <w:szCs w:val="24"/>
+                      <w:lang w:eastAsia="en-IN"/>
+                    </w:rPr>
+                  </w:pPr>
+                  <w:r>
+                    <w:rPr>
+                      <w:rFonts w:ascii="Times New Roman" w:eastAsia="Times New Roman" w:hAnsi="Times New Roman" w:cs="Times New Roman"/>
+                      <w:b/>
+                      <w:bCs/>
+                      <w:sz w:val="24"/>
+                      <w:szCs w:val="24"/>
+                      <w:lang w:eastAsia="en-IN"/>
+                    </w:rPr>
+                    <w:t>32</w:t>
+                  </w:r>
+                </w:p>
+              </w:tc>
+            </w:tr>
+          </w:tbl>
+          <w:p>
+            <w:pPr>
+              <w:spacing w:after="0" w:line="240" w:lineRule="auto"/>
+              <w:rPr>
+                <w:rFonts w:ascii="Times New Roman" w:eastAsia="Times New Roman" w:hAnsi="Times New Roman" w:cs="Times New Roman"/>
+                <w:b/>
+                <w:bCs/>
+                <w:sz w:val="24"/>
+                <w:szCs w:val="24"/>
+                <w:lang w:eastAsia="en-IN"/>
+              </w:rPr>
+            </w:pPr>
+          </w:p>
+        </w:tc>
+        <w:tc>
+          <w:tcPr>
+            <w:tcW w:w="0" w:type="auto"/>
+            <w:vAlign w:val="center"/>
+          </w:tcPr>
+          <w:p>
+            <w:pPr>
+              <w:spacing w:after="0" w:line="240" w:lineRule="auto"/>
+              <w:rPr>
+                <w:rFonts w:ascii="Times New Roman" w:eastAsia="Times New Roman" w:hAnsi="Times New Roman" w:cs="Times New Roman"/>
+                <w:b/>
+                <w:bCs/>
+                <w:sz w:val="24"/>
+                <w:szCs w:val="24"/>
+                <w:lang w:eastAsia="en-IN"/>
+              </w:rPr>
+            </w:pPr>
+            <w:r>
+              <w:rPr>
+                <w:rFonts w:ascii="Times New Roman" w:eastAsia="Times New Roman" w:hAnsi="Times New Roman" w:cs="Times New Roman"/>
+                <w:b/>
+                <w:bCs/>
+                <w:sz w:val="24"/>
+                <w:szCs w:val="24"/>
+                <w:lang w:eastAsia="en-IN"/>
+              </w:rPr>
+              <w:t xml:space="preserve">Eager </w:t>
+            </w:r>
+            <w:bookmarkStart w:id="0" w:name="_GoBack"/>
+            <w:bookmarkEnd w:id="0"/>
+            <w:r>
+              <w:rPr>
+                <w:rFonts w:ascii="Times New Roman" w:eastAsia="Times New Roman" w:hAnsi="Times New Roman" w:cs="Times New Roman"/>
+                <w:b/>
+                <w:bCs/>
+                <w:sz w:val="24"/>
+                <w:szCs w:val="24"/>
+                <w:lang w:eastAsia="en-IN"/>
+              </w:rPr>
+              <w:t>Initialization</w:t>
+            </w:r>
+          </w:p>
+        </w:tc>
+        <w:tc>
+          <w:tcPr>
+            <w:tcW w:w="0" w:type="auto"/>
+            <w:vAlign w:val="center"/>
+          </w:tcPr>
+          <w:p>
+            <w:pPr>
+              <w:spacing w:after="0" w:line="240" w:lineRule="auto"/>
+              <w:rPr>
+                <w:rFonts w:ascii="Times New Roman" w:eastAsia="Times New Roman" w:hAnsi="Times New Roman" w:cs="Times New Roman"/>
+                <w:b/>
+                <w:bCs/>
+                <w:sz w:val="24"/>
+                <w:szCs w:val="24"/>
+                <w:lang w:eastAsia="en-IN"/>
+              </w:rPr>
+            </w:pPr>
+            <w:r>
+              <w:rPr>
+                <w:rFonts w:ascii="Times New Roman" w:eastAsia="Times New Roman" w:hAnsi="Times New Roman" w:cs="Times New Roman"/>
+                <w:b/>
+                <w:bCs/>
+                <w:sz w:val="24"/>
+                <w:szCs w:val="24"/>
+                <w:lang w:eastAsia="en-IN"/>
+              </w:rPr>
+              <w:t>Size &gt; Threshold</w:t>
+            </w:r>
+          </w:p>
+        </w:tc>
+        <w:tc>
+          <w:tcPr>
+            <w:tcW w:w="0" w:type="auto"/>
+            <w:vAlign w:val="center"/>
+          </w:tcPr>
+          <w:tbl>
+            <w:tblPr>
+              <w:tblW w:w="0" w:type="auto"/>
+              <w:tblCellSpacing w:w="15" w:type="dxa"/>
+              <w:tblCellMar>
+                <w:top w:w="15" w:type="dxa"/>
+                <w:left w:w="15" w:type="dxa"/>
+                <w:bottom w:w="15" w:type="dxa"/>
+                <w:right w:w="15" w:type="dxa"/>
+              </w:tblCellMar>
+              <w:tblLook w:val="04A0" w:firstRow="1" w:lastRow="0" w:firstColumn="1" w:lastColumn="0" w:noHBand="0" w:noVBand="1"/>
+            </w:tblPr>
+            <w:tblGrid>
+              <w:gridCol w:w="787"/>
+            </w:tblGrid>
+            <w:tr>
+              <w:trPr>
+                <w:tblCellSpacing w:w="15" w:type="dxa"/>
+              </w:trPr>
+              <w:tc>
+                <w:tcPr>
+                  <w:tcW w:w="0" w:type="auto"/>
+                  <w:vAlign w:val="center"/>
+                  <w:hideMark/>
+                </w:tcPr>
+                <w:p>
+                  <w:pPr>
+                    <w:spacing w:after="0" w:line="240" w:lineRule="auto"/>
+                    <w:rPr>
+                      <w:rFonts w:ascii="Times New Roman" w:eastAsia="Times New Roman" w:hAnsi="Times New Roman" w:cs="Times New Roman"/>
+                      <w:sz w:val="24"/>
+                      <w:szCs w:val="24"/>
+                      <w:lang w:eastAsia="en-IN"/>
+                    </w:rPr>
+                  </w:pPr>
+                  <w:r>
+                    <w:rPr>
+                      <w:rFonts w:ascii="Times New Roman" w:eastAsia="Times New Roman" w:hAnsi="Times New Roman" w:cs="Times New Roman"/>
+                      <w:b/>
+                      <w:bCs/>
+                      <w:sz w:val="24"/>
+                      <w:szCs w:val="24"/>
+                      <w:lang w:eastAsia="en-IN"/>
+                    </w:rPr>
+                    <w:t>old × 2</w:t>
+                  </w:r>
+                </w:p>
+              </w:tc>
+            </w:tr>
+          </w:tbl>
+          <w:p>
+            <w:pPr>
+              <w:spacing w:after="0" w:line="240" w:lineRule="auto"/>
+              <w:rPr>
+                <w:rFonts w:ascii="Times New Roman" w:eastAsia="Times New Roman" w:hAnsi="Times New Roman" w:cs="Times New Roman"/>
+                <w:b/>
+                <w:bCs/>
+                <w:sz w:val="24"/>
+                <w:szCs w:val="24"/>
+                <w:lang w:eastAsia="en-IN"/>
+              </w:rPr>
+            </w:pPr>
+          </w:p>
+        </w:tc>
+      </w:tr>
     </w:tbl>
     <w:p/>
     <w:p>
@@ -51524,18 +51940,7 @@
           <w:szCs w:val="20"/>
           <w:lang w:eastAsia="en-IN"/>
         </w:rPr>
-        <w:t xml:space="preserve"> * Internal DS </w:t>
-      </w:r>
-      <w:bookmarkStart w:id="0" w:name="_GoBack"/>
-      <w:bookmarkEnd w:id="0"/>
-      <w:r>
-        <w:rPr>
-          <w:rFonts w:ascii="Courier New" w:eastAsia="Times New Roman" w:hAnsi="Courier New" w:cs="Courier New"/>
-          <w:sz w:val="20"/>
-          <w:szCs w:val="20"/>
-          <w:lang w:eastAsia="en-IN"/>
-        </w:rPr>
-        <w:t xml:space="preserve">     : Hash Table</w:t>
+        <w:t xml:space="preserve"> * Internal DS      : Hash Table</w:t>
       </w:r>
     </w:p>
     <w:p>
